--- a/The Helicopter Handbook.docx
+++ b/The Helicopter Handbook.docx
@@ -78,25 +78,7 @@
         <w:rPr>
           <w:rFonts w:ascii="Arial" w:hAnsi="Arial" w:cs="Arial"/>
         </w:rPr>
-        <w:t xml:space="preserve">For </w:t>
-      </w:r>
-      <w:r>
-        <w:rPr>
-          <w:rFonts w:ascii="Arial" w:hAnsi="Arial" w:cs="Arial"/>
-        </w:rPr>
-        <w:t>training</w:t>
-      </w:r>
-      <w:r>
-        <w:rPr>
-          <w:rFonts w:ascii="Arial" w:hAnsi="Arial" w:cs="Arial"/>
-        </w:rPr>
-        <w:t xml:space="preserve"> pilots for helicopter, </w:t>
-      </w:r>
-      <w:r>
-        <w:rPr>
-          <w:rFonts w:ascii="Arial" w:hAnsi="Arial" w:cs="Arial"/>
-        </w:rPr>
-        <w:t xml:space="preserve">a pilot needs to know </w:t>
+        <w:t xml:space="preserve">For training pilots for helicopter, a pilot needs to know </w:t>
       </w:r>
       <w:r>
         <w:rPr>
@@ -415,17 +397,7 @@
           <w:kern w:val="0"/>
           <w14:ligatures w14:val="none"/>
         </w:rPr>
-        <w:t>What CFR Actually Is</w:t>
-      </w:r>
-      <w:r>
-        <w:rPr>
-          <w:rFonts w:ascii="Arial" w:eastAsia="Times New Roman" w:hAnsi="Arial" w:cs="Arial"/>
-          <w:b/>
-          <w:bCs/>
-          <w:kern w:val="0"/>
-          <w14:ligatures w14:val="none"/>
-        </w:rPr>
-        <w:t>?</w:t>
+        <w:t>What CFR Actually Is?</w:t>
       </w:r>
     </w:p>
     <w:p>
@@ -1718,7 +1690,6 @@
     <w:p>
       <w:pPr>
         <w:spacing w:before="100" w:beforeAutospacing="1" w:after="100" w:afterAutospacing="1" w:line="240" w:lineRule="auto"/>
-        <w:ind w:left="1080" w:firstLine="360"/>
         <w:jc w:val="both"/>
         <w:rPr>
           <w:rFonts w:ascii="Arial" w:eastAsia="Times New Roman" w:hAnsi="Arial" w:cs="Arial"/>
@@ -1735,6 +1706,14 @@
           <w:bCs/>
         </w:rPr>
         <w:lastRenderedPageBreak/>
+        <w:t xml:space="preserve">              </w:t>
+      </w:r>
+      <w:r>
+        <w:rPr>
+          <w:rFonts w:ascii="Arial" w:hAnsi="Arial" w:cs="Arial"/>
+          <w:b/>
+          <w:bCs/>
+        </w:rPr>
         <w:t xml:space="preserve">What parts in 14 CFR </w:t>
       </w:r>
       <w:r>
@@ -2294,13 +2273,13 @@
         <w:tblLook w:val="04A0" w:firstRow="1" w:lastRow="0" w:firstColumn="1" w:lastColumn="0" w:noHBand="0" w:noVBand="1"/>
       </w:tblPr>
       <w:tblGrid>
-        <w:gridCol w:w="4269"/>
-        <w:gridCol w:w="4387"/>
+        <w:gridCol w:w="1750"/>
+        <w:gridCol w:w="6906"/>
       </w:tblGrid>
       <w:tr>
         <w:tc>
           <w:tcPr>
-            <w:tcW w:w="4269" w:type="dxa"/>
+            <w:tcW w:w="1750" w:type="dxa"/>
           </w:tcPr>
           <w:p>
             <w:pPr>
@@ -2326,7 +2305,7 @@
         </w:tc>
         <w:tc>
           <w:tcPr>
-            <w:tcW w:w="4387" w:type="dxa"/>
+            <w:tcW w:w="6906" w:type="dxa"/>
           </w:tcPr>
           <w:p>
             <w:pPr>
@@ -2354,7 +2333,7 @@
       <w:tr>
         <w:tc>
           <w:tcPr>
-            <w:tcW w:w="4269" w:type="dxa"/>
+            <w:tcW w:w="1750" w:type="dxa"/>
           </w:tcPr>
           <w:p>
             <w:pPr>
@@ -2378,7 +2357,7 @@
         </w:tc>
         <w:tc>
           <w:tcPr>
-            <w:tcW w:w="4387" w:type="dxa"/>
+            <w:tcW w:w="6906" w:type="dxa"/>
           </w:tcPr>
           <w:p>
             <w:pPr>
@@ -2402,7 +2381,7 @@
       <w:tr>
         <w:tc>
           <w:tcPr>
-            <w:tcW w:w="4269" w:type="dxa"/>
+            <w:tcW w:w="1750" w:type="dxa"/>
           </w:tcPr>
           <w:p>
             <w:pPr>
@@ -2426,7 +2405,7 @@
         </w:tc>
         <w:tc>
           <w:tcPr>
-            <w:tcW w:w="4387" w:type="dxa"/>
+            <w:tcW w:w="6906" w:type="dxa"/>
           </w:tcPr>
           <w:p>
             <w:pPr>
@@ -2448,7 +2427,7 @@
       <w:tr>
         <w:tc>
           <w:tcPr>
-            <w:tcW w:w="4269" w:type="dxa"/>
+            <w:tcW w:w="1750" w:type="dxa"/>
           </w:tcPr>
           <w:p>
             <w:pPr>
@@ -2472,7 +2451,7 @@
         </w:tc>
         <w:tc>
           <w:tcPr>
-            <w:tcW w:w="4387" w:type="dxa"/>
+            <w:tcW w:w="6906" w:type="dxa"/>
           </w:tcPr>
           <w:p>
             <w:pPr>
@@ -2496,7 +2475,7 @@
       <w:tr>
         <w:tc>
           <w:tcPr>
-            <w:tcW w:w="4269" w:type="dxa"/>
+            <w:tcW w:w="1750" w:type="dxa"/>
           </w:tcPr>
           <w:p>
             <w:pPr>
@@ -2520,7 +2499,7 @@
         </w:tc>
         <w:tc>
           <w:tcPr>
-            <w:tcW w:w="4387" w:type="dxa"/>
+            <w:tcW w:w="6906" w:type="dxa"/>
           </w:tcPr>
           <w:p>
             <w:pPr>
@@ -2542,7 +2521,7 @@
       <w:tr>
         <w:tc>
           <w:tcPr>
-            <w:tcW w:w="4269" w:type="dxa"/>
+            <w:tcW w:w="1750" w:type="dxa"/>
           </w:tcPr>
           <w:p>
             <w:pPr>
@@ -2566,7 +2545,7 @@
         </w:tc>
         <w:tc>
           <w:tcPr>
-            <w:tcW w:w="4387" w:type="dxa"/>
+            <w:tcW w:w="6906" w:type="dxa"/>
           </w:tcPr>
           <w:p>
             <w:pPr>
@@ -2588,7 +2567,7 @@
       <w:tr>
         <w:tc>
           <w:tcPr>
-            <w:tcW w:w="4269" w:type="dxa"/>
+            <w:tcW w:w="1750" w:type="dxa"/>
           </w:tcPr>
           <w:p>
             <w:pPr>
@@ -2612,7 +2591,7 @@
         </w:tc>
         <w:tc>
           <w:tcPr>
-            <w:tcW w:w="4387" w:type="dxa"/>
+            <w:tcW w:w="6906" w:type="dxa"/>
           </w:tcPr>
           <w:p>
             <w:pPr>
@@ -2634,7 +2613,7 @@
       <w:tr>
         <w:tc>
           <w:tcPr>
-            <w:tcW w:w="4269" w:type="dxa"/>
+            <w:tcW w:w="1750" w:type="dxa"/>
           </w:tcPr>
           <w:p>
             <w:pPr>
@@ -2658,7 +2637,7 @@
         </w:tc>
         <w:tc>
           <w:tcPr>
-            <w:tcW w:w="4387" w:type="dxa"/>
+            <w:tcW w:w="6906" w:type="dxa"/>
           </w:tcPr>
           <w:p>
             <w:pPr>
@@ -2680,7 +2659,7 @@
       <w:tr>
         <w:tc>
           <w:tcPr>
-            <w:tcW w:w="4269" w:type="dxa"/>
+            <w:tcW w:w="1750" w:type="dxa"/>
           </w:tcPr>
           <w:p>
             <w:pPr>
@@ -2704,7 +2683,7 @@
         </w:tc>
         <w:tc>
           <w:tcPr>
-            <w:tcW w:w="4387" w:type="dxa"/>
+            <w:tcW w:w="6906" w:type="dxa"/>
           </w:tcPr>
           <w:p>
             <w:pPr>
@@ -2728,7 +2707,7 @@
       <w:tr>
         <w:tc>
           <w:tcPr>
-            <w:tcW w:w="4269" w:type="dxa"/>
+            <w:tcW w:w="1750" w:type="dxa"/>
           </w:tcPr>
           <w:p>
             <w:pPr>
@@ -2752,7 +2731,7 @@
         </w:tc>
         <w:tc>
           <w:tcPr>
-            <w:tcW w:w="4387" w:type="dxa"/>
+            <w:tcW w:w="6906" w:type="dxa"/>
           </w:tcPr>
           <w:p>
             <w:pPr>
@@ -2776,7 +2755,7 @@
       <w:tr>
         <w:tc>
           <w:tcPr>
-            <w:tcW w:w="4269" w:type="dxa"/>
+            <w:tcW w:w="1750" w:type="dxa"/>
           </w:tcPr>
           <w:p>
             <w:pPr>
@@ -2800,7 +2779,7 @@
         </w:tc>
         <w:tc>
           <w:tcPr>
-            <w:tcW w:w="4387" w:type="dxa"/>
+            <w:tcW w:w="6906" w:type="dxa"/>
           </w:tcPr>
           <w:p>
             <w:pPr>
@@ -2822,7 +2801,7 @@
       <w:tr>
         <w:tc>
           <w:tcPr>
-            <w:tcW w:w="4269" w:type="dxa"/>
+            <w:tcW w:w="1750" w:type="dxa"/>
           </w:tcPr>
           <w:p>
             <w:pPr>
@@ -2846,7 +2825,7 @@
         </w:tc>
         <w:tc>
           <w:tcPr>
-            <w:tcW w:w="4387" w:type="dxa"/>
+            <w:tcW w:w="6906" w:type="dxa"/>
           </w:tcPr>
           <w:p>
             <w:pPr>
@@ -2868,7 +2847,7 @@
       <w:tr>
         <w:tc>
           <w:tcPr>
-            <w:tcW w:w="4269" w:type="dxa"/>
+            <w:tcW w:w="1750" w:type="dxa"/>
           </w:tcPr>
           <w:p>
             <w:pPr>
@@ -2892,7 +2871,7 @@
         </w:tc>
         <w:tc>
           <w:tcPr>
-            <w:tcW w:w="4387" w:type="dxa"/>
+            <w:tcW w:w="6906" w:type="dxa"/>
           </w:tcPr>
           <w:p>
             <w:pPr>
@@ -2916,7 +2895,7 @@
       <w:tr>
         <w:tc>
           <w:tcPr>
-            <w:tcW w:w="4269" w:type="dxa"/>
+            <w:tcW w:w="1750" w:type="dxa"/>
           </w:tcPr>
           <w:p>
             <w:pPr>
@@ -2940,7 +2919,7 @@
         </w:tc>
         <w:tc>
           <w:tcPr>
-            <w:tcW w:w="4387" w:type="dxa"/>
+            <w:tcW w:w="6906" w:type="dxa"/>
           </w:tcPr>
           <w:p>
             <w:pPr>
@@ -2964,7 +2943,7 @@
       <w:tr>
         <w:tc>
           <w:tcPr>
-            <w:tcW w:w="4269" w:type="dxa"/>
+            <w:tcW w:w="1750" w:type="dxa"/>
           </w:tcPr>
           <w:p>
             <w:pPr>
@@ -2988,7 +2967,7 @@
         </w:tc>
         <w:tc>
           <w:tcPr>
-            <w:tcW w:w="4387" w:type="dxa"/>
+            <w:tcW w:w="6906" w:type="dxa"/>
           </w:tcPr>
           <w:p>
             <w:pPr>
@@ -3025,7 +3004,7 @@
       <w:tr>
         <w:tc>
           <w:tcPr>
-            <w:tcW w:w="4269" w:type="dxa"/>
+            <w:tcW w:w="1750" w:type="dxa"/>
           </w:tcPr>
           <w:p>
             <w:pPr>
@@ -3049,7 +3028,7 @@
         </w:tc>
         <w:tc>
           <w:tcPr>
-            <w:tcW w:w="4387" w:type="dxa"/>
+            <w:tcW w:w="6906" w:type="dxa"/>
           </w:tcPr>
           <w:p>
             <w:pPr>
@@ -3073,7 +3052,7 @@
       <w:tr>
         <w:tc>
           <w:tcPr>
-            <w:tcW w:w="4269" w:type="dxa"/>
+            <w:tcW w:w="1750" w:type="dxa"/>
           </w:tcPr>
           <w:p>
             <w:pPr>
@@ -3097,7 +3076,7 @@
         </w:tc>
         <w:tc>
           <w:tcPr>
-            <w:tcW w:w="4387" w:type="dxa"/>
+            <w:tcW w:w="6906" w:type="dxa"/>
           </w:tcPr>
           <w:p>
             <w:pPr>
@@ -3119,7 +3098,7 @@
       <w:tr>
         <w:tc>
           <w:tcPr>
-            <w:tcW w:w="4269" w:type="dxa"/>
+            <w:tcW w:w="1750" w:type="dxa"/>
           </w:tcPr>
           <w:p>
             <w:pPr>
@@ -3143,7 +3122,7 @@
         </w:tc>
         <w:tc>
           <w:tcPr>
-            <w:tcW w:w="4387" w:type="dxa"/>
+            <w:tcW w:w="6906" w:type="dxa"/>
           </w:tcPr>
           <w:p>
             <w:pPr>
@@ -3165,7 +3144,7 @@
       <w:tr>
         <w:tc>
           <w:tcPr>
-            <w:tcW w:w="4269" w:type="dxa"/>
+            <w:tcW w:w="1750" w:type="dxa"/>
           </w:tcPr>
           <w:p>
             <w:pPr>
@@ -3189,7 +3168,7 @@
         </w:tc>
         <w:tc>
           <w:tcPr>
-            <w:tcW w:w="4387" w:type="dxa"/>
+            <w:tcW w:w="6906" w:type="dxa"/>
           </w:tcPr>
           <w:p>
             <w:pPr>
@@ -3211,7 +3190,7 @@
       <w:tr>
         <w:tc>
           <w:tcPr>
-            <w:tcW w:w="4269" w:type="dxa"/>
+            <w:tcW w:w="1750" w:type="dxa"/>
           </w:tcPr>
           <w:p>
             <w:pPr>
@@ -3235,7 +3214,7 @@
         </w:tc>
         <w:tc>
           <w:tcPr>
-            <w:tcW w:w="4387" w:type="dxa"/>
+            <w:tcW w:w="6906" w:type="dxa"/>
           </w:tcPr>
           <w:p>
             <w:pPr>
@@ -3257,7 +3236,7 @@
       <w:tr>
         <w:tc>
           <w:tcPr>
-            <w:tcW w:w="4269" w:type="dxa"/>
+            <w:tcW w:w="1750" w:type="dxa"/>
           </w:tcPr>
           <w:p>
             <w:pPr>
@@ -3281,7 +3260,7 @@
         </w:tc>
         <w:tc>
           <w:tcPr>
-            <w:tcW w:w="4387" w:type="dxa"/>
+            <w:tcW w:w="6906" w:type="dxa"/>
           </w:tcPr>
           <w:p>
             <w:pPr>
@@ -3310,7 +3289,7 @@
       <w:tr>
         <w:tc>
           <w:tcPr>
-            <w:tcW w:w="4269" w:type="dxa"/>
+            <w:tcW w:w="1750" w:type="dxa"/>
           </w:tcPr>
           <w:p>
             <w:pPr>
@@ -3334,7 +3313,7 @@
         </w:tc>
         <w:tc>
           <w:tcPr>
-            <w:tcW w:w="4387" w:type="dxa"/>
+            <w:tcW w:w="6906" w:type="dxa"/>
           </w:tcPr>
           <w:p>
             <w:pPr>
@@ -3356,7 +3335,7 @@
       <w:tr>
         <w:tc>
           <w:tcPr>
-            <w:tcW w:w="4269" w:type="dxa"/>
+            <w:tcW w:w="1750" w:type="dxa"/>
           </w:tcPr>
           <w:p>
             <w:pPr>
@@ -3380,7 +3359,7 @@
         </w:tc>
         <w:tc>
           <w:tcPr>
-            <w:tcW w:w="4387" w:type="dxa"/>
+            <w:tcW w:w="6906" w:type="dxa"/>
           </w:tcPr>
           <w:p>
             <w:pPr>
@@ -3402,7 +3381,7 @@
       <w:tr>
         <w:tc>
           <w:tcPr>
-            <w:tcW w:w="4269" w:type="dxa"/>
+            <w:tcW w:w="1750" w:type="dxa"/>
           </w:tcPr>
           <w:p>
             <w:pPr>
@@ -3426,7 +3405,7 @@
         </w:tc>
         <w:tc>
           <w:tcPr>
-            <w:tcW w:w="4387" w:type="dxa"/>
+            <w:tcW w:w="6906" w:type="dxa"/>
           </w:tcPr>
           <w:p>
             <w:pPr>
@@ -3448,7 +3427,7 @@
       <w:tr>
         <w:tc>
           <w:tcPr>
-            <w:tcW w:w="4269" w:type="dxa"/>
+            <w:tcW w:w="1750" w:type="dxa"/>
           </w:tcPr>
           <w:p>
             <w:pPr>
@@ -3472,7 +3451,7 @@
         </w:tc>
         <w:tc>
           <w:tcPr>
-            <w:tcW w:w="4387" w:type="dxa"/>
+            <w:tcW w:w="6906" w:type="dxa"/>
           </w:tcPr>
           <w:p>
             <w:pPr>
@@ -3494,7 +3473,7 @@
       <w:tr>
         <w:tc>
           <w:tcPr>
-            <w:tcW w:w="4269" w:type="dxa"/>
+            <w:tcW w:w="1750" w:type="dxa"/>
           </w:tcPr>
           <w:p>
             <w:pPr>
@@ -3518,7 +3497,7 @@
         </w:tc>
         <w:tc>
           <w:tcPr>
-            <w:tcW w:w="4387" w:type="dxa"/>
+            <w:tcW w:w="6906" w:type="dxa"/>
           </w:tcPr>
           <w:p>
             <w:pPr>
@@ -3540,7 +3519,7 @@
       <w:tr>
         <w:tc>
           <w:tcPr>
-            <w:tcW w:w="4269" w:type="dxa"/>
+            <w:tcW w:w="1750" w:type="dxa"/>
           </w:tcPr>
           <w:p>
             <w:pPr>
@@ -3564,7 +3543,7 @@
         </w:tc>
         <w:tc>
           <w:tcPr>
-            <w:tcW w:w="4387" w:type="dxa"/>
+            <w:tcW w:w="6906" w:type="dxa"/>
           </w:tcPr>
           <w:p>
             <w:pPr>
@@ -3598,7 +3577,6 @@
           <w:rStyle w:val="Strong"/>
           <w:rFonts w:ascii="Arial" w:hAnsi="Arial" w:cs="Arial"/>
         </w:rPr>
-        <w:lastRenderedPageBreak/>
         <w:t>Airman Certification Standards (ACS) / Practical Test Standards (PTS)</w:t>
       </w:r>
     </w:p>
@@ -3617,13 +3595,8 @@
         <w:rPr>
           <w:rFonts w:ascii="Arial" w:hAnsi="Arial" w:cs="Arial"/>
         </w:rPr>
-        <w:t>W</w:t>
-      </w:r>
-      <w:r>
-        <w:rPr>
-          <w:rFonts w:ascii="Arial" w:hAnsi="Arial" w:cs="Arial"/>
-        </w:rPr>
-        <w:t>hat is Airman Certification Standards (ACS) and Practical Test Standards (PTS) ?</w:t>
+        <w:lastRenderedPageBreak/>
+        <w:t>What is Airman Certification Standards (ACS) and Practical Test Standards (PTS) ?</w:t>
       </w:r>
     </w:p>
     <w:p>
@@ -3648,25 +3621,7 @@
           <w:b w:val="0"/>
           <w:bCs w:val="0"/>
         </w:rPr>
-        <w:t xml:space="preserve">PTS = old FAA </w:t>
-      </w:r>
-      <w:r>
-        <w:rPr>
-          <w:rStyle w:val="Strong"/>
-          <w:rFonts w:ascii="Arial" w:hAnsi="Arial" w:cs="Arial"/>
-          <w:b w:val="0"/>
-          <w:bCs w:val="0"/>
-        </w:rPr>
-        <w:t>check ride</w:t>
-      </w:r>
-      <w:r>
-        <w:rPr>
-          <w:rStyle w:val="Strong"/>
-          <w:rFonts w:ascii="Arial" w:hAnsi="Arial" w:cs="Arial"/>
-          <w:b w:val="0"/>
-          <w:bCs w:val="0"/>
-        </w:rPr>
-        <w:t xml:space="preserve"> rulebooks</w:t>
+        <w:t>PTS = old FAA check ride rulebooks</w:t>
       </w:r>
     </w:p>
     <w:p>
@@ -3690,7 +3645,15 @@
           <w:b w:val="0"/>
           <w:bCs w:val="0"/>
         </w:rPr>
-        <w:t xml:space="preserve">ACS = new FAA </w:t>
+        <w:t>ACS = new FAA check ride rulebooks</w:t>
+      </w:r>
+      <w:r>
+        <w:rPr>
+          <w:rFonts w:ascii="Arial" w:hAnsi="Arial" w:cs="Arial"/>
+          <w:b/>
+          <w:bCs/>
+        </w:rPr>
+        <w:t xml:space="preserve"> ACS replaced PTS for most pilot certificates, but </w:t>
       </w:r>
       <w:r>
         <w:rPr>
@@ -3699,34 +3662,21 @@
           <w:b w:val="0"/>
           <w:bCs w:val="0"/>
         </w:rPr>
-        <w:t>check ride</w:t>
-      </w:r>
-      <w:r>
+        <w:t>PTS still exists for some helicopter ratings</w:t>
+      </w:r>
+    </w:p>
+    <w:p>
+      <w:pPr>
+        <w:pStyle w:val="NormalWeb"/>
+        <w:ind w:left="720"/>
+        <w:jc w:val="both"/>
         <w:rPr>
           <w:rStyle w:val="Strong"/>
           <w:rFonts w:ascii="Arial" w:hAnsi="Arial" w:cs="Arial"/>
           <w:b w:val="0"/>
           <w:bCs w:val="0"/>
         </w:rPr>
-        <w:t xml:space="preserve"> rulebooks</w:t>
-      </w:r>
-      <w:r>
-        <w:rPr>
-          <w:rFonts w:ascii="Arial" w:hAnsi="Arial" w:cs="Arial"/>
-          <w:b/>
-          <w:bCs/>
-        </w:rPr>
-        <w:t xml:space="preserve"> ACS replaced PTS for most pilot certificates, but </w:t>
-      </w:r>
-      <w:r>
-        <w:rPr>
-          <w:rStyle w:val="Strong"/>
-          <w:rFonts w:ascii="Arial" w:hAnsi="Arial" w:cs="Arial"/>
-          <w:b w:val="0"/>
-          <w:bCs w:val="0"/>
-        </w:rPr>
-        <w:t>PTS still exists for some helicopter ratings</w:t>
-      </w:r>
+      </w:pPr>
     </w:p>
     <w:p>
       <w:pPr>
@@ -3734,33 +3684,14 @@
         <w:ind w:left="720"/>
         <w:jc w:val="both"/>
         <w:rPr>
-          <w:rStyle w:val="Strong"/>
           <w:rFonts w:ascii="Arial" w:hAnsi="Arial" w:cs="Arial"/>
-          <w:b w:val="0"/>
-          <w:bCs w:val="0"/>
-        </w:rPr>
-      </w:pPr>
-    </w:p>
-    <w:p>
-      <w:pPr>
-        <w:pStyle w:val="NormalWeb"/>
-        <w:ind w:left="720"/>
-        <w:jc w:val="both"/>
+        </w:rPr>
+      </w:pPr>
+      <w:r>
         <w:rPr>
           <w:rFonts w:ascii="Arial" w:hAnsi="Arial" w:cs="Arial"/>
         </w:rPr>
-      </w:pPr>
-      <w:r>
-        <w:rPr>
-          <w:rFonts w:ascii="Arial" w:hAnsi="Arial" w:cs="Arial"/>
-        </w:rPr>
-        <w:t xml:space="preserve">     </w:t>
-      </w:r>
-      <w:r>
-        <w:rPr>
-          <w:rFonts w:ascii="Arial" w:hAnsi="Arial" w:cs="Arial"/>
-        </w:rPr>
-        <w:t>What are Practical Test Standards (PTS)?</w:t>
+        <w:t xml:space="preserve">     What are Practical Test Standards (PTS)?</w:t>
       </w:r>
     </w:p>
     <w:p>
@@ -3784,17 +3715,7 @@
           <w:kern w:val="0"/>
           <w14:ligatures w14:val="none"/>
         </w:rPr>
-        <w:t>What PTS included</w:t>
-      </w:r>
-      <w:r>
-        <w:rPr>
-          <w:rFonts w:ascii="Arial" w:eastAsia="Times New Roman" w:hAnsi="Arial" w:cs="Arial"/>
-          <w:b/>
-          <w:bCs/>
-          <w:kern w:val="0"/>
-          <w14:ligatures w14:val="none"/>
-        </w:rPr>
-        <w:t>?</w:t>
+        <w:t>What PTS included?</w:t>
       </w:r>
     </w:p>
     <w:p>
@@ -4596,17 +4517,7 @@
           <w:kern w:val="0"/>
           <w14:ligatures w14:val="none"/>
         </w:rPr>
-        <w:t>What ACS includes</w:t>
-      </w:r>
-      <w:r>
-        <w:rPr>
-          <w:rFonts w:ascii="Arial" w:eastAsia="Times New Roman" w:hAnsi="Arial" w:cs="Arial"/>
-          <w:b/>
-          <w:bCs/>
-          <w:kern w:val="0"/>
-          <w14:ligatures w14:val="none"/>
-        </w:rPr>
-        <w:t>?</w:t>
+        <w:t>What ACS includes?</w:t>
       </w:r>
     </w:p>
     <w:p>
@@ -5928,37 +5839,7 @@
           <w:kern w:val="0"/>
           <w14:ligatures w14:val="none"/>
         </w:rPr>
-        <w:t xml:space="preserve">What a </w:t>
-      </w:r>
-      <w:r>
-        <w:rPr>
-          <w:rFonts w:ascii="Arial" w:eastAsia="Times New Roman" w:hAnsi="Arial" w:cs="Arial"/>
-          <w:b/>
-          <w:bCs/>
-          <w:kern w:val="0"/>
-          <w14:ligatures w14:val="none"/>
-        </w:rPr>
-        <w:t>check ride</w:t>
-      </w:r>
-      <w:r>
-        <w:rPr>
-          <w:rFonts w:ascii="Arial" w:eastAsia="Times New Roman" w:hAnsi="Arial" w:cs="Arial"/>
-          <w:b/>
-          <w:bCs/>
-          <w:kern w:val="0"/>
-          <w14:ligatures w14:val="none"/>
-        </w:rPr>
-        <w:t xml:space="preserve"> includes</w:t>
-      </w:r>
-      <w:r>
-        <w:rPr>
-          <w:rFonts w:ascii="Arial" w:eastAsia="Times New Roman" w:hAnsi="Arial" w:cs="Arial"/>
-          <w:b/>
-          <w:bCs/>
-          <w:kern w:val="0"/>
-          <w14:ligatures w14:val="none"/>
-        </w:rPr>
-        <w:t>?</w:t>
+        <w:t>What a check ride includes?</w:t>
       </w:r>
     </w:p>
     <w:p>
@@ -5978,23 +5859,7 @@
           <w:kern w:val="0"/>
           <w14:ligatures w14:val="none"/>
         </w:rPr>
-        <w:t xml:space="preserve">A </w:t>
-      </w:r>
-      <w:r>
-        <w:rPr>
-          <w:rFonts w:ascii="Arial" w:eastAsia="Times New Roman" w:hAnsi="Arial" w:cs="Arial"/>
-          <w:kern w:val="0"/>
-          <w14:ligatures w14:val="none"/>
-        </w:rPr>
-        <w:t>check ride</w:t>
-      </w:r>
-      <w:r>
-        <w:rPr>
-          <w:rFonts w:ascii="Arial" w:eastAsia="Times New Roman" w:hAnsi="Arial" w:cs="Arial"/>
-          <w:kern w:val="0"/>
-          <w14:ligatures w14:val="none"/>
-        </w:rPr>
-        <w:t xml:space="preserve"> has </w:t>
+        <w:t xml:space="preserve">A check ride has </w:t>
       </w:r>
       <w:r>
         <w:rPr>
@@ -6346,23 +6211,7 @@
           <w:kern w:val="0"/>
           <w14:ligatures w14:val="none"/>
         </w:rPr>
-        <w:t xml:space="preserve">Normal </w:t>
-      </w:r>
-      <w:r>
-        <w:rPr>
-          <w:rFonts w:ascii="Arial" w:eastAsia="Times New Roman" w:hAnsi="Arial" w:cs="Arial"/>
-          <w:kern w:val="0"/>
-          <w14:ligatures w14:val="none"/>
-        </w:rPr>
-        <w:t>take-offs</w:t>
-      </w:r>
-      <w:r>
-        <w:rPr>
-          <w:rFonts w:ascii="Arial" w:eastAsia="Times New Roman" w:hAnsi="Arial" w:cs="Arial"/>
-          <w:kern w:val="0"/>
-          <w14:ligatures w14:val="none"/>
-        </w:rPr>
-        <w:t xml:space="preserve"> and landings</w:t>
+        <w:t>Normal take-offs and landings</w:t>
       </w:r>
     </w:p>
     <w:p>
@@ -6568,15 +6417,7 @@
           <w:kern w:val="0"/>
           <w14:ligatures w14:val="none"/>
         </w:rPr>
-        <w:t>Maneuverer</w:t>
-      </w:r>
-      <w:r>
-        <w:rPr>
-          <w:rFonts w:ascii="Arial" w:eastAsia="Times New Roman" w:hAnsi="Arial" w:cs="Arial"/>
-          <w:kern w:val="0"/>
-          <w14:ligatures w14:val="none"/>
-        </w:rPr>
-        <w:t xml:space="preserve"> accuracy</w:t>
+        <w:t>Maneuverer accuracy</w:t>
       </w:r>
     </w:p>
     <w:p>
@@ -6658,23 +6499,7 @@
           <w:kern w:val="0"/>
           <w14:ligatures w14:val="none"/>
         </w:rPr>
-        <w:t xml:space="preserve">A helicopter </w:t>
-      </w:r>
-      <w:r>
-        <w:rPr>
-          <w:rFonts w:ascii="Arial" w:eastAsia="Times New Roman" w:hAnsi="Arial" w:cs="Arial"/>
-          <w:kern w:val="0"/>
-          <w14:ligatures w14:val="none"/>
-        </w:rPr>
-        <w:t>check ride</w:t>
-      </w:r>
-      <w:r>
-        <w:rPr>
-          <w:rFonts w:ascii="Arial" w:eastAsia="Times New Roman" w:hAnsi="Arial" w:cs="Arial"/>
-          <w:kern w:val="0"/>
-          <w14:ligatures w14:val="none"/>
-        </w:rPr>
-        <w:t xml:space="preserve"> typically includes:</w:t>
+        <w:t>A helicopter check ride typically includes:</w:t>
       </w:r>
     </w:p>
     <w:p>
@@ -7121,13 +6946,7 @@
         <w:rPr>
           <w:rFonts w:ascii="Arial" w:hAnsi="Arial" w:cs="Arial"/>
         </w:rPr>
-        <w:t xml:space="preserve">What is the </w:t>
-      </w:r>
-      <w:r>
-        <w:rPr>
-          <w:rFonts w:ascii="Arial" w:hAnsi="Arial" w:cs="Arial"/>
-        </w:rPr>
-        <w:t>FAA Helicopter Handbooks?</w:t>
+        <w:t>What is the FAA Helicopter Handbooks?</w:t>
       </w:r>
     </w:p>
     <w:p>
